--- a/klagomål/A 63918-2025 FSC-klagomål.docx
+++ b/klagomål/A 63918-2025 FSC-klagomål.docx
@@ -843,7 +843,7 @@
     <w:r>
       <w:tab/>
       <w:tab/>
-      <w:t>2026-01-07</w:t>
+      <w:t>2026-01-08</w:t>
       <w:br/>
       <w:br/>
     </w:r>

--- a/klagomål/A 63918-2025 FSC-klagomål.docx
+++ b/klagomål/A 63918-2025 FSC-klagomål.docx
@@ -843,7 +843,7 @@
     <w:r>
       <w:tab/>
       <w:tab/>
-      <w:t>2026-01-08</w:t>
+      <w:t>2026-01-09</w:t>
       <w:br/>
       <w:br/>
     </w:r>

--- a/klagomål/A 63918-2025 FSC-klagomål.docx
+++ b/klagomål/A 63918-2025 FSC-klagomål.docx
@@ -843,7 +843,7 @@
     <w:r>
       <w:tab/>
       <w:tab/>
-      <w:t>2026-01-09</w:t>
+      <w:t>2026-01-10</w:t>
       <w:br/>
       <w:br/>
     </w:r>

--- a/klagomål/A 63918-2025 FSC-klagomål.docx
+++ b/klagomål/A 63918-2025 FSC-klagomål.docx
@@ -843,7 +843,7 @@
     <w:r>
       <w:tab/>
       <w:tab/>
-      <w:t>2026-01-10</w:t>
+      <w:t>2026-01-11</w:t>
       <w:br/>
       <w:br/>
     </w:r>

--- a/klagomål/A 63918-2025 FSC-klagomål.docx
+++ b/klagomål/A 63918-2025 FSC-klagomål.docx
@@ -843,7 +843,7 @@
     <w:r>
       <w:tab/>
       <w:tab/>
-      <w:t>2026-01-11</w:t>
+      <w:t>2026-01-12</w:t>
       <w:br/>
       <w:br/>
     </w:r>

--- a/klagomål/A 63918-2025 FSC-klagomål.docx
+++ b/klagomål/A 63918-2025 FSC-klagomål.docx
@@ -843,7 +843,7 @@
     <w:r>
       <w:tab/>
       <w:tab/>
-      <w:t>2026-01-12</w:t>
+      <w:t>2026-01-13</w:t>
       <w:br/>
       <w:br/>
     </w:r>

--- a/klagomål/A 63918-2025 FSC-klagomål.docx
+++ b/klagomål/A 63918-2025 FSC-klagomål.docx
@@ -843,7 +843,7 @@
     <w:r>
       <w:tab/>
       <w:tab/>
-      <w:t>2026-01-13</w:t>
+      <w:t>2026-01-14</w:t>
       <w:br/>
       <w:br/>
     </w:r>

--- a/klagomål/A 63918-2025 FSC-klagomål.docx
+++ b/klagomål/A 63918-2025 FSC-klagomål.docx
@@ -843,7 +843,7 @@
     <w:r>
       <w:tab/>
       <w:tab/>
-      <w:t>2026-01-14</w:t>
+      <w:t>2026-01-15</w:t>
       <w:br/>
       <w:br/>
     </w:r>

--- a/klagomål/A 63918-2025 FSC-klagomål.docx
+++ b/klagomål/A 63918-2025 FSC-klagomål.docx
@@ -843,7 +843,7 @@
     <w:r>
       <w:tab/>
       <w:tab/>
-      <w:t>2026-01-15</w:t>
+      <w:t>2026-01-16</w:t>
       <w:br/>
       <w:br/>
     </w:r>

--- a/klagomål/A 63918-2025 FSC-klagomål.docx
+++ b/klagomål/A 63918-2025 FSC-klagomål.docx
@@ -843,7 +843,7 @@
     <w:r>
       <w:tab/>
       <w:tab/>
-      <w:t>2026-01-16</w:t>
+      <w:t>2026-01-17</w:t>
       <w:br/>
       <w:br/>
     </w:r>

--- a/klagomål/A 63918-2025 FSC-klagomål.docx
+++ b/klagomål/A 63918-2025 FSC-klagomål.docx
@@ -843,7 +843,7 @@
     <w:r>
       <w:tab/>
       <w:tab/>
-      <w:t>2026-01-17</w:t>
+      <w:t>2026-01-18</w:t>
       <w:br/>
       <w:br/>
     </w:r>

--- a/klagomål/A 63918-2025 FSC-klagomål.docx
+++ b/klagomål/A 63918-2025 FSC-klagomål.docx
@@ -843,7 +843,7 @@
     <w:r>
       <w:tab/>
       <w:tab/>
-      <w:t>2026-01-18</w:t>
+      <w:t>2026-01-19</w:t>
       <w:br/>
       <w:br/>
     </w:r>

--- a/klagomål/A 63918-2025 FSC-klagomål.docx
+++ b/klagomål/A 63918-2025 FSC-klagomål.docx
@@ -843,7 +843,7 @@
     <w:r>
       <w:tab/>
       <w:tab/>
-      <w:t>2026-01-19</w:t>
+      <w:t>2026-01-20</w:t>
       <w:br/>
       <w:br/>
     </w:r>

--- a/klagomål/A 63918-2025 FSC-klagomål.docx
+++ b/klagomål/A 63918-2025 FSC-klagomål.docx
@@ -843,7 +843,7 @@
     <w:r>
       <w:tab/>
       <w:tab/>
-      <w:t>2026-01-20</w:t>
+      <w:t>2026-01-21</w:t>
       <w:br/>
       <w:br/>
     </w:r>

--- a/klagomål/A 63918-2025 FSC-klagomål.docx
+++ b/klagomål/A 63918-2025 FSC-klagomål.docx
@@ -843,7 +843,7 @@
     <w:r>
       <w:tab/>
       <w:tab/>
-      <w:t>2026-01-21</w:t>
+      <w:t>2026-01-23</w:t>
       <w:br/>
       <w:br/>
     </w:r>

--- a/klagomål/A 63918-2025 FSC-klagomål.docx
+++ b/klagomål/A 63918-2025 FSC-klagomål.docx
@@ -843,7 +843,7 @@
     <w:r>
       <w:tab/>
       <w:tab/>
-      <w:t>2026-01-23</w:t>
+      <w:t>2026-01-24</w:t>
       <w:br/>
       <w:br/>
     </w:r>

--- a/klagomål/A 63918-2025 FSC-klagomål.docx
+++ b/klagomål/A 63918-2025 FSC-klagomål.docx
@@ -843,7 +843,7 @@
     <w:r>
       <w:tab/>
       <w:tab/>
-      <w:t>2026-01-24</w:t>
+      <w:t>2026-01-25</w:t>
       <w:br/>
       <w:br/>
     </w:r>

--- a/klagomål/A 63918-2025 FSC-klagomål.docx
+++ b/klagomål/A 63918-2025 FSC-klagomål.docx
@@ -843,7 +843,7 @@
     <w:r>
       <w:tab/>
       <w:tab/>
-      <w:t>2026-01-25</w:t>
+      <w:t>2026-01-26</w:t>
       <w:br/>
       <w:br/>
     </w:r>

--- a/klagomål/A 63918-2025 FSC-klagomål.docx
+++ b/klagomål/A 63918-2025 FSC-klagomål.docx
@@ -843,7 +843,7 @@
     <w:r>
       <w:tab/>
       <w:tab/>
-      <w:t>2026-01-26</w:t>
+      <w:t>2026-01-27</w:t>
       <w:br/>
       <w:br/>
     </w:r>

--- a/klagomål/A 63918-2025 FSC-klagomål.docx
+++ b/klagomål/A 63918-2025 FSC-klagomål.docx
@@ -843,7 +843,7 @@
     <w:r>
       <w:tab/>
       <w:tab/>
-      <w:t>2026-01-27</w:t>
+      <w:t>2026-01-28</w:t>
       <w:br/>
       <w:br/>
     </w:r>

--- a/klagomål/A 63918-2025 FSC-klagomål.docx
+++ b/klagomål/A 63918-2025 FSC-klagomål.docx
@@ -872,7 +872,7 @@
     <w:r>
       <w:tab/>
       <w:tab/>
-      <w:t>2026-02-28</w:t>
+      <w:t>2026-03-01</w:t>
       <w:br/>
       <w:br/>
     </w:r>

--- a/klagomål/A 63918-2025 FSC-klagomål.docx
+++ b/klagomål/A 63918-2025 FSC-klagomål.docx
@@ -872,7 +872,7 @@
     <w:r>
       <w:tab/>
       <w:tab/>
-      <w:t>2026-03-01</w:t>
+      <w:t>2026-03-02</w:t>
       <w:br/>
       <w:br/>
     </w:r>

--- a/klagomål/A 63918-2025 FSC-klagomål.docx
+++ b/klagomål/A 63918-2025 FSC-klagomål.docx
@@ -872,7 +872,7 @@
     <w:r>
       <w:tab/>
       <w:tab/>
-      <w:t>2026-03-02</w:t>
+      <w:t>2026-03-03</w:t>
       <w:br/>
       <w:br/>
     </w:r>

--- a/klagomål/A 63918-2025 FSC-klagomål.docx
+++ b/klagomål/A 63918-2025 FSC-klagomål.docx
@@ -872,7 +872,7 @@
     <w:r>
       <w:tab/>
       <w:tab/>
-      <w:t>2026-03-03</w:t>
+      <w:t>2026-03-04</w:t>
       <w:br/>
       <w:br/>
     </w:r>

--- a/klagomål/A 63918-2025 FSC-klagomål.docx
+++ b/klagomål/A 63918-2025 FSC-klagomål.docx
@@ -872,7 +872,7 @@
     <w:r>
       <w:tab/>
       <w:tab/>
-      <w:t>2026-03-04</w:t>
+      <w:t>2026-03-05</w:t>
       <w:br/>
       <w:br/>
     </w:r>

--- a/klagomål/A 63918-2025 FSC-klagomål.docx
+++ b/klagomål/A 63918-2025 FSC-klagomål.docx
@@ -872,7 +872,7 @@
     <w:r>
       <w:tab/>
       <w:tab/>
-      <w:t>2026-03-05</w:t>
+      <w:t>2026-03-06</w:t>
       <w:br/>
       <w:br/>
     </w:r>

--- a/klagomål/A 63918-2025 FSC-klagomål.docx
+++ b/klagomål/A 63918-2025 FSC-klagomål.docx
@@ -872,7 +872,7 @@
     <w:r>
       <w:tab/>
       <w:tab/>
-      <w:t>2026-03-06</w:t>
+      <w:t>2026-03-07</w:t>
       <w:br/>
       <w:br/>
     </w:r>

--- a/klagomål/A 63918-2025 FSC-klagomål.docx
+++ b/klagomål/A 63918-2025 FSC-klagomål.docx
@@ -872,7 +872,7 @@
     <w:r>
       <w:tab/>
       <w:tab/>
-      <w:t>2026-03-07</w:t>
+      <w:t>2026-03-08</w:t>
       <w:br/>
       <w:br/>
     </w:r>

--- a/klagomål/A 63918-2025 FSC-klagomål.docx
+++ b/klagomål/A 63918-2025 FSC-klagomål.docx
@@ -872,7 +872,7 @@
     <w:r>
       <w:tab/>
       <w:tab/>
-      <w:t>2026-03-08</w:t>
+      <w:t>2026-03-09</w:t>
       <w:br/>
       <w:br/>
     </w:r>

--- a/klagomål/A 63918-2025 FSC-klagomål.docx
+++ b/klagomål/A 63918-2025 FSC-klagomål.docx
@@ -872,7 +872,7 @@
     <w:r>
       <w:tab/>
       <w:tab/>
-      <w:t>2026-03-09</w:t>
+      <w:t>2026-03-10</w:t>
       <w:br/>
       <w:br/>
     </w:r>

--- a/klagomål/A 63918-2025 FSC-klagomål.docx
+++ b/klagomål/A 63918-2025 FSC-klagomål.docx
@@ -310,7 +310,7 @@
         <w:t>Talltita (NT, §4)</w:t>
       </w:r>
       <w:r>
-        <w:t>, rödlistad som nära hotad och prioriterad art i Skogsvårdslagen har häckningsrevir i anmälan. Arten har minskat kraftigt de senaste 30 åren och minskningstakten innevarande 10-årsperiod beräknas till 20 (10–30) %. Talltitan är synnerligen trogen sitt cirka 15 hektar stora revir och är beroende av flerskiktade olikåldriga skogar för att kunna föda upp sina ungar. Talltitan försvinner om dess livsmiljö kalavverkas (Eggers &amp; Low (2014); Ekman (1979); Griesser et al (2007); Klein (2020); Siffczyk et al (2003); SLU Artdatabanken (2021).</w:t>
+        <w:t>, rödlistad som nära hotad och prioriterad art i Skogsvårdslagen, har häckningsrevir i anmälan. Arten har minskat kraftigt de senaste 30 åren och minskningstakten innevarande 10-årsperiod beräknas till 20 (10–30) %. Talltitan är synnerligen trogen sitt cirka 15 hektar stora revir och är beroende av flerskiktade olikåldriga skogar för att kunna föda upp sina ungar. Talltitan försvinner om dess livsmiljö kalavverkas (Eggers &amp; Low, 2014; Ekman, 1979; Griesser et al, 2007; Klein, 2020; Siffczyk et al, 2003; SLU Artdatabanken, 2021).</w:t>
       </w:r>
     </w:p>
     <w:p>
@@ -872,7 +872,7 @@
     <w:r>
       <w:tab/>
       <w:tab/>
-      <w:t>2026-03-10</w:t>
+      <w:t>2026-03-11</w:t>
       <w:br/>
       <w:br/>
     </w:r>

--- a/klagomål/A 63918-2025 FSC-klagomål.docx
+++ b/klagomål/A 63918-2025 FSC-klagomål.docx
@@ -872,7 +872,7 @@
     <w:r>
       <w:tab/>
       <w:tab/>
-      <w:t>2026-03-11</w:t>
+      <w:t>2026-03-12</w:t>
       <w:br/>
       <w:br/>
     </w:r>

--- a/klagomål/A 63918-2025 FSC-klagomål.docx
+++ b/klagomål/A 63918-2025 FSC-klagomål.docx
@@ -872,7 +872,7 @@
     <w:r>
       <w:tab/>
       <w:tab/>
-      <w:t>2026-03-12</w:t>
+      <w:t>2026-03-13</w:t>
       <w:br/>
       <w:br/>
     </w:r>

--- a/klagomål/A 63918-2025 FSC-klagomål.docx
+++ b/klagomål/A 63918-2025 FSC-klagomål.docx
@@ -872,7 +872,7 @@
     <w:r>
       <w:tab/>
       <w:tab/>
-      <w:t>2026-03-13</w:t>
+      <w:t>2026-03-16</w:t>
       <w:br/>
       <w:br/>
     </w:r>

--- a/klagomål/A 63918-2025 FSC-klagomål.docx
+++ b/klagomål/A 63918-2025 FSC-klagomål.docx
@@ -872,7 +872,7 @@
     <w:r>
       <w:tab/>
       <w:tab/>
-      <w:t>2026-03-16</w:t>
+      <w:t>2026-03-17</w:t>
       <w:br/>
       <w:br/>
     </w:r>

--- a/klagomål/A 63918-2025 FSC-klagomål.docx
+++ b/klagomål/A 63918-2025 FSC-klagomål.docx
@@ -872,7 +872,7 @@
     <w:r>
       <w:tab/>
       <w:tab/>
-      <w:t>2026-03-17</w:t>
+      <w:t>2026-03-18</w:t>
       <w:br/>
       <w:br/>
     </w:r>

--- a/klagomål/A 63918-2025 FSC-klagomål.docx
+++ b/klagomål/A 63918-2025 FSC-klagomål.docx
@@ -872,7 +872,7 @@
     <w:r>
       <w:tab/>
       <w:tab/>
-      <w:t>2026-03-18</w:t>
+      <w:t>2026-03-19</w:t>
       <w:br/>
       <w:br/>
     </w:r>

--- a/klagomål/A 63918-2025 FSC-klagomål.docx
+++ b/klagomål/A 63918-2025 FSC-klagomål.docx
@@ -872,7 +872,7 @@
     <w:r>
       <w:tab/>
       <w:tab/>
-      <w:t>2026-03-19</w:t>
+      <w:t>2026-03-20</w:t>
       <w:br/>
       <w:br/>
     </w:r>

--- a/klagomål/A 63918-2025 FSC-klagomål.docx
+++ b/klagomål/A 63918-2025 FSC-klagomål.docx
@@ -872,7 +872,7 @@
     <w:r>
       <w:tab/>
       <w:tab/>
-      <w:t>2026-03-20</w:t>
+      <w:t>2026-03-21</w:t>
       <w:br/>
       <w:br/>
     </w:r>

--- a/klagomål/A 63918-2025 FSC-klagomål.docx
+++ b/klagomål/A 63918-2025 FSC-klagomål.docx
@@ -872,7 +872,7 @@
     <w:r>
       <w:tab/>
       <w:tab/>
-      <w:t>2026-03-21</w:t>
+      <w:t>2026-03-22</w:t>
       <w:br/>
       <w:br/>
     </w:r>

--- a/klagomål/A 63918-2025 FSC-klagomål.docx
+++ b/klagomål/A 63918-2025 FSC-klagomål.docx
@@ -872,7 +872,7 @@
     <w:r>
       <w:tab/>
       <w:tab/>
-      <w:t>2026-03-22</w:t>
+      <w:t>2026-03-23</w:t>
       <w:br/>
       <w:br/>
     </w:r>

--- a/klagomål/A 63918-2025 FSC-klagomål.docx
+++ b/klagomål/A 63918-2025 FSC-klagomål.docx
@@ -872,7 +872,7 @@
     <w:r>
       <w:tab/>
       <w:tab/>
-      <w:t>2026-03-23</w:t>
+      <w:t>2026-03-24</w:t>
       <w:br/>
       <w:br/>
     </w:r>

--- a/klagomål/A 63918-2025 FSC-klagomål.docx
+++ b/klagomål/A 63918-2025 FSC-klagomål.docx
@@ -872,7 +872,7 @@
     <w:r>
       <w:tab/>
       <w:tab/>
-      <w:t>2026-03-24</w:t>
+      <w:t>2026-03-25</w:t>
       <w:br/>
       <w:br/>
     </w:r>

--- a/klagomål/A 63918-2025 FSC-klagomål.docx
+++ b/klagomål/A 63918-2025 FSC-klagomål.docx
@@ -872,7 +872,7 @@
     <w:r>
       <w:tab/>
       <w:tab/>
-      <w:t>2026-03-25</w:t>
+      <w:t>2026-03-26</w:t>
       <w:br/>
       <w:br/>
     </w:r>

--- a/klagomål/A 63918-2025 FSC-klagomål.docx
+++ b/klagomål/A 63918-2025 FSC-klagomål.docx
@@ -872,7 +872,7 @@
     <w:r>
       <w:tab/>
       <w:tab/>
-      <w:t>2026-03-26</w:t>
+      <w:t>2026-03-27</w:t>
       <w:br/>
       <w:br/>
     </w:r>

--- a/klagomål/A 63918-2025 FSC-klagomål.docx
+++ b/klagomål/A 63918-2025 FSC-klagomål.docx
@@ -872,7 +872,7 @@
     <w:r>
       <w:tab/>
       <w:tab/>
-      <w:t>2026-03-27</w:t>
+      <w:t>2026-03-28</w:t>
       <w:br/>
       <w:br/>
     </w:r>

--- a/klagomål/A 63918-2025 FSC-klagomål.docx
+++ b/klagomål/A 63918-2025 FSC-klagomål.docx
@@ -872,7 +872,7 @@
     <w:r>
       <w:tab/>
       <w:tab/>
-      <w:t>2026-03-28</w:t>
+      <w:t>2026-03-29</w:t>
       <w:br/>
       <w:br/>
     </w:r>

--- a/klagomål/A 63918-2025 FSC-klagomål.docx
+++ b/klagomål/A 63918-2025 FSC-klagomål.docx
@@ -872,7 +872,7 @@
     <w:r>
       <w:tab/>
       <w:tab/>
-      <w:t>2026-03-29</w:t>
+      <w:t>2026-03-30</w:t>
       <w:br/>
       <w:br/>
     </w:r>

--- a/klagomål/A 63918-2025 FSC-klagomål.docx
+++ b/klagomål/A 63918-2025 FSC-klagomål.docx
@@ -872,7 +872,7 @@
     <w:r>
       <w:tab/>
       <w:tab/>
-      <w:t>2026-03-30</w:t>
+      <w:t>2026-03-31</w:t>
       <w:br/>
       <w:br/>
     </w:r>

--- a/klagomål/A 63918-2025 FSC-klagomål.docx
+++ b/klagomål/A 63918-2025 FSC-klagomål.docx
@@ -872,7 +872,7 @@
     <w:r>
       <w:tab/>
       <w:tab/>
-      <w:t>2026-03-31</w:t>
+      <w:t>2026-04-01</w:t>
       <w:br/>
       <w:br/>
     </w:r>

--- a/klagomål/A 63918-2025 FSC-klagomål.docx
+++ b/klagomål/A 63918-2025 FSC-klagomål.docx
@@ -872,7 +872,7 @@
     <w:r>
       <w:tab/>
       <w:tab/>
-      <w:t>2026-04-01</w:t>
+      <w:t>2026-04-02</w:t>
       <w:br/>
       <w:br/>
     </w:r>

--- a/klagomål/A 63918-2025 FSC-klagomål.docx
+++ b/klagomål/A 63918-2025 FSC-klagomål.docx
@@ -872,7 +872,7 @@
     <w:r>
       <w:tab/>
       <w:tab/>
-      <w:t>2026-04-02</w:t>
+      <w:t>2026-04-03</w:t>
       <w:br/>
       <w:br/>
     </w:r>

--- a/klagomål/A 63918-2025 FSC-klagomål.docx
+++ b/klagomål/A 63918-2025 FSC-klagomål.docx
@@ -872,7 +872,7 @@
     <w:r>
       <w:tab/>
       <w:tab/>
-      <w:t>2026-04-03</w:t>
+      <w:t>2026-04-04</w:t>
       <w:br/>
       <w:br/>
     </w:r>

--- a/klagomål/A 63918-2025 FSC-klagomål.docx
+++ b/klagomål/A 63918-2025 FSC-klagomål.docx
@@ -872,7 +872,7 @@
     <w:r>
       <w:tab/>
       <w:tab/>
-      <w:t>2026-04-04</w:t>
+      <w:t>2026-04-05</w:t>
       <w:br/>
       <w:br/>
     </w:r>

--- a/klagomål/A 63918-2025 FSC-klagomål.docx
+++ b/klagomål/A 63918-2025 FSC-klagomål.docx
@@ -872,7 +872,7 @@
     <w:r>
       <w:tab/>
       <w:tab/>
-      <w:t>2026-04-05</w:t>
+      <w:t>2026-04-06</w:t>
       <w:br/>
       <w:br/>
     </w:r>

--- a/klagomål/A 63918-2025 FSC-klagomål.docx
+++ b/klagomål/A 63918-2025 FSC-klagomål.docx
@@ -872,7 +872,7 @@
     <w:r>
       <w:tab/>
       <w:tab/>
-      <w:t>2026-04-06</w:t>
+      <w:t>2026-04-07</w:t>
       <w:br/>
       <w:br/>
     </w:r>

--- a/klagomål/A 63918-2025 FSC-klagomål.docx
+++ b/klagomål/A 63918-2025 FSC-klagomål.docx
@@ -872,7 +872,7 @@
     <w:r>
       <w:tab/>
       <w:tab/>
-      <w:t>2026-04-07</w:t>
+      <w:t>2026-04-08</w:t>
       <w:br/>
       <w:br/>
     </w:r>

--- a/klagomål/A 63918-2025 FSC-klagomål.docx
+++ b/klagomål/A 63918-2025 FSC-klagomål.docx
@@ -872,7 +872,7 @@
     <w:r>
       <w:tab/>
       <w:tab/>
-      <w:t>2026-04-08</w:t>
+      <w:t>2026-04-09</w:t>
       <w:br/>
       <w:br/>
     </w:r>

--- a/klagomål/A 63918-2025 FSC-klagomål.docx
+++ b/klagomål/A 63918-2025 FSC-klagomål.docx
@@ -872,7 +872,7 @@
     <w:r>
       <w:tab/>
       <w:tab/>
-      <w:t>2026-04-09</w:t>
+      <w:t>2026-04-10</w:t>
       <w:br/>
       <w:br/>
     </w:r>

--- a/klagomål/A 63918-2025 FSC-klagomål.docx
+++ b/klagomål/A 63918-2025 FSC-klagomål.docx
@@ -872,7 +872,7 @@
     <w:r>
       <w:tab/>
       <w:tab/>
-      <w:t>2026-04-10</w:t>
+      <w:t>2026-04-11</w:t>
       <w:br/>
       <w:br/>
     </w:r>

--- a/klagomål/A 63918-2025 FSC-klagomål.docx
+++ b/klagomål/A 63918-2025 FSC-klagomål.docx
@@ -872,7 +872,7 @@
     <w:r>
       <w:tab/>
       <w:tab/>
-      <w:t>2026-04-14</w:t>
+      <w:t>2026-04-15</w:t>
       <w:br/>
       <w:br/>
     </w:r>

--- a/klagomål/A 63918-2025 FSC-klagomål.docx
+++ b/klagomål/A 63918-2025 FSC-klagomål.docx
@@ -872,7 +872,7 @@
     <w:r>
       <w:tab/>
       <w:tab/>
-      <w:t>2026-04-15</w:t>
+      <w:t>2026-04-16</w:t>
       <w:br/>
       <w:br/>
     </w:r>

--- a/klagomål/A 63918-2025 FSC-klagomål.docx
+++ b/klagomål/A 63918-2025 FSC-klagomål.docx
@@ -872,7 +872,7 @@
     <w:r>
       <w:tab/>
       <w:tab/>
-      <w:t>2026-04-16</w:t>
+      <w:t>2026-04-17</w:t>
       <w:br/>
       <w:br/>
     </w:r>

--- a/klagomål/A 63918-2025 FSC-klagomål.docx
+++ b/klagomål/A 63918-2025 FSC-klagomål.docx
@@ -872,7 +872,7 @@
     <w:r>
       <w:tab/>
       <w:tab/>
-      <w:t>2026-04-17</w:t>
+      <w:t>2026-04-18</w:t>
       <w:br/>
       <w:br/>
     </w:r>

--- a/klagomål/A 63918-2025 FSC-klagomål.docx
+++ b/klagomål/A 63918-2025 FSC-klagomål.docx
@@ -872,7 +872,7 @@
     <w:r>
       <w:tab/>
       <w:tab/>
-      <w:t>2026-04-18</w:t>
+      <w:t>2026-04-19</w:t>
       <w:br/>
       <w:br/>
     </w:r>

--- a/klagomål/A 63918-2025 FSC-klagomål.docx
+++ b/klagomål/A 63918-2025 FSC-klagomål.docx
@@ -872,7 +872,7 @@
     <w:r>
       <w:tab/>
       <w:tab/>
-      <w:t>2026-04-19</w:t>
+      <w:t>2026-04-20</w:t>
       <w:br/>
       <w:br/>
     </w:r>

--- a/klagomål/A 63918-2025 FSC-klagomål.docx
+++ b/klagomål/A 63918-2025 FSC-klagomål.docx
@@ -872,7 +872,7 @@
     <w:r>
       <w:tab/>
       <w:tab/>
-      <w:t>2026-04-20</w:t>
+      <w:t>2026-04-21</w:t>
       <w:br/>
       <w:br/>
     </w:r>

--- a/klagomål/A 63918-2025 FSC-klagomål.docx
+++ b/klagomål/A 63918-2025 FSC-klagomål.docx
@@ -872,7 +872,7 @@
     <w:r>
       <w:tab/>
       <w:tab/>
-      <w:t>2026-04-21</w:t>
+      <w:t>2026-04-22</w:t>
       <w:br/>
       <w:br/>
     </w:r>

--- a/klagomål/A 63918-2025 FSC-klagomål.docx
+++ b/klagomål/A 63918-2025 FSC-klagomål.docx
@@ -872,7 +872,7 @@
     <w:r>
       <w:tab/>
       <w:tab/>
-      <w:t>2026-04-22</w:t>
+      <w:t>2026-04-23</w:t>
       <w:br/>
       <w:br/>
     </w:r>

--- a/klagomål/A 63918-2025 FSC-klagomål.docx
+++ b/klagomål/A 63918-2025 FSC-klagomål.docx
@@ -872,7 +872,7 @@
     <w:r>
       <w:tab/>
       <w:tab/>
-      <w:t>2026-04-23</w:t>
+      <w:t>2026-04-24</w:t>
       <w:br/>
       <w:br/>
     </w:r>

--- a/klagomål/A 63918-2025 FSC-klagomål.docx
+++ b/klagomål/A 63918-2025 FSC-klagomål.docx
@@ -872,7 +872,7 @@
     <w:r>
       <w:tab/>
       <w:tab/>
-      <w:t>2026-04-24</w:t>
+      <w:t>2026-04-25</w:t>
       <w:br/>
       <w:br/>
     </w:r>

--- a/klagomål/A 63918-2025 FSC-klagomål.docx
+++ b/klagomål/A 63918-2025 FSC-klagomål.docx
@@ -872,7 +872,7 @@
     <w:r>
       <w:tab/>
       <w:tab/>
-      <w:t>2026-04-25</w:t>
+      <w:t>2026-04-26</w:t>
       <w:br/>
       <w:br/>
     </w:r>

--- a/klagomål/A 63918-2025 FSC-klagomål.docx
+++ b/klagomål/A 63918-2025 FSC-klagomål.docx
@@ -872,7 +872,7 @@
     <w:r>
       <w:tab/>
       <w:tab/>
-      <w:t>2026-04-26</w:t>
+      <w:t>2026-04-27</w:t>
       <w:br/>
       <w:br/>
     </w:r>

--- a/klagomål/A 63918-2025 FSC-klagomål.docx
+++ b/klagomål/A 63918-2025 FSC-klagomål.docx
@@ -872,7 +872,7 @@
     <w:r>
       <w:tab/>
       <w:tab/>
-      <w:t>2026-04-27</w:t>
+      <w:t>2026-04-28</w:t>
       <w:br/>
       <w:br/>
     </w:r>

--- a/klagomål/A 63918-2025 FSC-klagomål.docx
+++ b/klagomål/A 63918-2025 FSC-klagomål.docx
@@ -872,7 +872,7 @@
     <w:r>
       <w:tab/>
       <w:tab/>
-      <w:t>2026-04-28</w:t>
+      <w:t>2026-04-29</w:t>
       <w:br/>
       <w:br/>
     </w:r>

--- a/klagomål/A 63918-2025 FSC-klagomål.docx
+++ b/klagomål/A 63918-2025 FSC-klagomål.docx
@@ -872,7 +872,7 @@
     <w:r>
       <w:tab/>
       <w:tab/>
-      <w:t>2026-04-29</w:t>
+      <w:t>2026-04-30</w:t>
       <w:br/>
       <w:br/>
     </w:r>

--- a/klagomål/A 63918-2025 FSC-klagomål.docx
+++ b/klagomål/A 63918-2025 FSC-klagomål.docx
@@ -872,7 +872,7 @@
     <w:r>
       <w:tab/>
       <w:tab/>
-      <w:t>2026-04-30</w:t>
+      <w:t>2026-05-01</w:t>
       <w:br/>
       <w:br/>
     </w:r>

--- a/klagomål/A 63918-2025 FSC-klagomål.docx
+++ b/klagomål/A 63918-2025 FSC-klagomål.docx
@@ -872,7 +872,7 @@
     <w:r>
       <w:tab/>
       <w:tab/>
-      <w:t>2026-05-01</w:t>
+      <w:t>2026-05-02</w:t>
       <w:br/>
       <w:br/>
     </w:r>

--- a/klagomål/A 63918-2025 FSC-klagomål.docx
+++ b/klagomål/A 63918-2025 FSC-klagomål.docx
@@ -872,7 +872,7 @@
     <w:r>
       <w:tab/>
       <w:tab/>
-      <w:t>2026-05-02</w:t>
+      <w:t>2026-05-03</w:t>
       <w:br/>
       <w:br/>
     </w:r>

--- a/klagomål/A 63918-2025 FSC-klagomål.docx
+++ b/klagomål/A 63918-2025 FSC-klagomål.docx
@@ -872,7 +872,7 @@
     <w:r>
       <w:tab/>
       <w:tab/>
-      <w:t>2026-05-03</w:t>
+      <w:t>2026-05-04</w:t>
       <w:br/>
       <w:br/>
     </w:r>

--- a/klagomål/A 63918-2025 FSC-klagomål.docx
+++ b/klagomål/A 63918-2025 FSC-klagomål.docx
@@ -872,7 +872,7 @@
     <w:r>
       <w:tab/>
       <w:tab/>
-      <w:t>2026-05-04</w:t>
+      <w:t>2026-05-05</w:t>
       <w:br/>
       <w:br/>
     </w:r>

--- a/klagomål/A 63918-2025 FSC-klagomål.docx
+++ b/klagomål/A 63918-2025 FSC-klagomål.docx
@@ -872,7 +872,7 @@
     <w:r>
       <w:tab/>
       <w:tab/>
-      <w:t>2026-05-05</w:t>
+      <w:t>2026-05-06</w:t>
       <w:br/>
       <w:br/>
     </w:r>

--- a/klagomål/A 63918-2025 FSC-klagomål.docx
+++ b/klagomål/A 63918-2025 FSC-klagomål.docx
@@ -872,7 +872,7 @@
     <w:r>
       <w:tab/>
       <w:tab/>
-      <w:t>2026-05-06</w:t>
+      <w:t>2026-05-07</w:t>
       <w:br/>
       <w:br/>
     </w:r>

--- a/klagomål/A 63918-2025 FSC-klagomål.docx
+++ b/klagomål/A 63918-2025 FSC-klagomål.docx
@@ -872,7 +872,7 @@
     <w:r>
       <w:tab/>
       <w:tab/>
-      <w:t>2026-05-07</w:t>
+      <w:t>2026-05-08</w:t>
       <w:br/>
       <w:br/>
     </w:r>

--- a/klagomål/A 63918-2025 FSC-klagomål.docx
+++ b/klagomål/A 63918-2025 FSC-klagomål.docx
@@ -872,7 +872,7 @@
     <w:r>
       <w:tab/>
       <w:tab/>
-      <w:t>2026-05-08</w:t>
+      <w:t>2026-05-09</w:t>
       <w:br/>
       <w:br/>
     </w:r>

--- a/klagomål/A 63918-2025 FSC-klagomål.docx
+++ b/klagomål/A 63918-2025 FSC-klagomål.docx
@@ -872,7 +872,7 @@
     <w:r>
       <w:tab/>
       <w:tab/>
-      <w:t>2026-05-09</w:t>
+      <w:t>2026-05-10</w:t>
       <w:br/>
       <w:br/>
     </w:r>

--- a/klagomål/A 63918-2025 FSC-klagomål.docx
+++ b/klagomål/A 63918-2025 FSC-klagomål.docx
@@ -872,7 +872,7 @@
     <w:r>
       <w:tab/>
       <w:tab/>
-      <w:t>2026-05-10</w:t>
+      <w:t>2026-05-11</w:t>
       <w:br/>
       <w:br/>
     </w:r>

--- a/klagomål/A 63918-2025 FSC-klagomål.docx
+++ b/klagomål/A 63918-2025 FSC-klagomål.docx
@@ -872,7 +872,7 @@
     <w:r>
       <w:tab/>
       <w:tab/>
-      <w:t>2026-05-11</w:t>
+      <w:t>2026-05-12</w:t>
       <w:br/>
       <w:br/>
     </w:r>

--- a/klagomål/A 63918-2025 FSC-klagomål.docx
+++ b/klagomål/A 63918-2025 FSC-klagomål.docx
@@ -872,7 +872,7 @@
     <w:r>
       <w:tab/>
       <w:tab/>
-      <w:t>2026-05-12</w:t>
+      <w:t>2026-05-13</w:t>
       <w:br/>
       <w:br/>
     </w:r>

--- a/klagomål/A 63918-2025 FSC-klagomål.docx
+++ b/klagomål/A 63918-2025 FSC-klagomål.docx
@@ -872,7 +872,7 @@
     <w:r>
       <w:tab/>
       <w:tab/>
-      <w:t>2026-05-13</w:t>
+      <w:t>2026-05-16</w:t>
       <w:br/>
       <w:br/>
     </w:r>
